--- a/documents/manual_mugen/install.docx
+++ b/documents/manual_mugen/install.docx
@@ -410,39 +410,12 @@
         <w:fldChar w:fldCharType="end"/>
       </w:r>
     </w:p>
-    <w:p/>
-    <w:p>
-      <w:proofErr w:type="spellStart"/>
-      <w:r>
-        <w:rPr>
-          <w:rFonts w:hint="eastAsia"/>
-        </w:rPr>
-        <w:t>v</w:t>
-      </w:r>
-      <w:r>
-        <w:rPr>
-          <w:rFonts w:hint="eastAsia"/>
-        </w:rPr>
-        <w:t>xx</w:t>
-      </w:r>
-      <w:proofErr w:type="spellEnd"/>
-      <w:r>
-        <w:rPr>
-          <w:rFonts w:hint="eastAsia"/>
-        </w:rPr>
-        <w:t>はバージョン番号です。ダウンロードした</w:t>
-      </w:r>
-      <w:r>
-        <w:rPr>
-          <w:rFonts w:hint="eastAsia"/>
-        </w:rPr>
-        <w:t>ときの</w:t>
-      </w:r>
-      <w:r>
-        <w:rPr>
-          <w:rFonts w:hint="eastAsia"/>
-        </w:rPr>
-        <w:t>ファイル名で読み替えてください。</w:t>
+    <w:p>
+      <w:r>
+        <w:rPr>
+          <w:rFonts w:hint="eastAsia"/>
+        </w:rPr>
+        <w:t>xxxxxはゲームIDです。新作ゲームを追加した際に発行されます。また、vyyはバージョン番号です。ダウンロードしたときのファイル名で読み替えてください。</w:t>
       </w:r>
     </w:p>
     <w:p/>
@@ -479,7 +452,7 @@
           <w:bCs/>
           <w:color w:val="EE0000"/>
         </w:rPr>
-        <w:t>をインストール</w:t>
+        <w:t>を</w:t>
       </w:r>
       <w:r>
         <w:rPr>
@@ -488,7 +461,7 @@
           <w:bCs/>
           <w:color w:val="EE0000"/>
         </w:rPr>
-        <w:t>して実行したりアンインストールしたりす</w:t>
+        <w:t>実行し</w:t>
       </w:r>
       <w:r>
         <w:rPr>
@@ -497,7 +470,16 @@
           <w:bCs/>
           <w:color w:val="EE0000"/>
         </w:rPr>
-        <w:t>ることで、あなたのパソコンに何らかの問題が発生しても、私は何の責任も取りません。</w:t>
+        <w:t>て</w:t>
+      </w:r>
+      <w:r>
+        <w:rPr>
+          <w:rFonts w:hint="eastAsia"/>
+          <w:b/>
+          <w:bCs/>
+          <w:color w:val="EE0000"/>
+        </w:rPr>
+        <w:t>、あなたのパソコンに何らかの問題が発生しても、私は何の責任も取りません。</w:t>
       </w:r>
     </w:p>
     <w:p/>
@@ -775,7 +757,10 @@
         <w:t>”</w:t>
       </w:r>
       <w:r>
-        <w:t>game_14030_vxx.zip</w:t>
+        <w:t>game_xxxxx_vyy</w:t>
+      </w:r>
+      <w:r>
+        <w:t>.zip</w:t>
       </w:r>
       <w:r>
         <w:t>”</w:t>
@@ -790,7 +775,7 @@
         <w:t>”</w:t>
       </w:r>
       <w:r>
-        <w:t>game_14030_vxx</w:t>
+        <w:t>game_xxxxx_vyy</w:t>
       </w:r>
       <w:r>
         <w:t>”</w:t>
@@ -893,7 +878,7 @@
           <w:noProof/>
         </w:rPr>
         <w:drawing>
-          <wp:inline distT="0" distB="0" distL="0" distR="0" wp14:anchorId="307B5BDE" wp14:editId="3C5A45A1">
+          <wp:inline distT="0" distB="0" distL="0" distR="0" wp14:anchorId="307B5BDE" wp14:editId="6611B226">
             <wp:extent cx="1249560" cy="1879560"/>
             <wp:effectExtent l="0" t="0" r="8255" b="6985"/>
             <wp:docPr id="2004913113" name="図 10"/>
@@ -970,7 +955,7 @@
           <w:noProof/>
         </w:rPr>
         <w:drawing>
-          <wp:inline distT="0" distB="0" distL="0" distR="0" wp14:anchorId="5EBAF51A" wp14:editId="45612F24">
+          <wp:inline distT="0" distB="0" distL="0" distR="0" wp14:anchorId="5EBAF51A" wp14:editId="008E16EA">
             <wp:extent cx="2339280" cy="1729800"/>
             <wp:effectExtent l="0" t="0" r="4445" b="3810"/>
             <wp:docPr id="1137019143" name="図 11"/>
@@ -1112,13 +1097,22 @@
         <w:rPr>
           <w:rFonts w:hint="eastAsia"/>
         </w:rPr>
-        <w:t>ダウンロードしたインストーラ</w:t>
+        <w:t>ダウンロードした</w:t>
+      </w:r>
+      <w:r>
+        <w:rPr>
+          <w:rFonts w:hint="eastAsia"/>
+        </w:rPr>
+        <w:t>アーカイブ</w:t>
       </w:r>
       <w:r>
         <w:t>”</w:t>
       </w:r>
       <w:r>
-        <w:t>game_14030_vxx.zip</w:t>
+        <w:t>game_xxxxx_vyy</w:t>
+      </w:r>
+      <w:r>
+        <w:t>.zip</w:t>
       </w:r>
       <w:r>
         <w:t>”</w:t>
@@ -1133,7 +1127,7 @@
         <w:t>”</w:t>
       </w:r>
       <w:r>
-        <w:t>game_14030_vxx</w:t>
+        <w:t>game_xxxxx_vyy</w:t>
       </w:r>
       <w:r>
         <w:t>”</w:t>
@@ -1142,7 +1136,13 @@
         <w:rPr>
           <w:rFonts w:hint="eastAsia"/>
         </w:rPr>
-        <w:t>と展開したファイルを削除してください。誤って無関係のファイルを削除しないようにしてください。</w:t>
+        <w:t>と展開</w:t>
+      </w:r>
+      <w:r>
+        <w:rPr>
+          <w:rFonts w:hint="eastAsia"/>
+        </w:rPr>
+        <w:t>したファイルを削除してください。誤って無関係のファイルを削除しないようにしてください。</w:t>
       </w:r>
     </w:p>
     <w:p/>
@@ -1652,14 +1652,12 @@
       <w:r>
         <w:t>”</w:t>
       </w:r>
-      <w:proofErr w:type="spellStart"/>
       <w:r>
         <w:rPr>
           <w:rFonts w:hint="eastAsia"/>
         </w:rPr>
         <w:t>teos</w:t>
       </w:r>
-      <w:proofErr w:type="spellEnd"/>
       <w:r>
         <w:t>”</w:t>
       </w:r>
@@ -1717,14 +1715,12 @@
       <w:r>
         <w:t>”</w:t>
       </w:r>
-      <w:proofErr w:type="spellStart"/>
       <w:r>
         <w:rPr>
           <w:rFonts w:hint="eastAsia"/>
         </w:rPr>
         <w:t>pck</w:t>
       </w:r>
-      <w:proofErr w:type="spellEnd"/>
       <w:r>
         <w:t>”</w:t>
       </w:r>
@@ -2019,7 +2015,7 @@
           <w:noProof/>
         </w:rPr>
         <w:drawing>
-          <wp:inline distT="0" distB="0" distL="0" distR="0" wp14:anchorId="5EAD8CBB" wp14:editId="6BAF767B">
+          <wp:inline distT="0" distB="0" distL="0" distR="0" wp14:anchorId="5EAD8CBB" wp14:editId="405E6679">
             <wp:extent cx="2034720" cy="1905120"/>
             <wp:effectExtent l="0" t="0" r="3810" b="0"/>
             <wp:docPr id="1075236873" name="図 1"/>
@@ -2079,7 +2075,7 @@
           <w:noProof/>
         </w:rPr>
         <w:drawing>
-          <wp:inline distT="0" distB="0" distL="0" distR="0" wp14:anchorId="763ABB66" wp14:editId="29B04E10">
+          <wp:inline distT="0" distB="0" distL="0" distR="0" wp14:anchorId="763ABB66" wp14:editId="405CBA28">
             <wp:extent cx="2034668" cy="1905120"/>
             <wp:effectExtent l="0" t="0" r="3810" b="0"/>
             <wp:docPr id="1154010143" name="図 3"/>

--- a/documents/manual_mugen/install.docx
+++ b/documents/manual_mugen/install.docx
@@ -96,7 +96,26 @@
           <w:sz w:val="24"/>
           <w:szCs w:val="24"/>
         </w:rPr>
-        <w:t>2025-9-21版</w:t>
+        <w:t>2025-9-2</w:t>
+      </w:r>
+      <w:r>
+        <w:rPr>
+          <w:rFonts w:hint="eastAsia"/>
+          <w:b/>
+          <w:bCs/>
+          <w:sz w:val="24"/>
+          <w:szCs w:val="24"/>
+        </w:rPr>
+        <w:t>3</w:t>
+      </w:r>
+      <w:r>
+        <w:rPr>
+          <w:b/>
+          <w:bCs/>
+          <w:sz w:val="24"/>
+          <w:szCs w:val="24"/>
+        </w:rPr>
+        <w:t>版</w:t>
       </w:r>
     </w:p>
     <w:p>
@@ -411,11 +430,81 @@
       </w:r>
     </w:p>
     <w:p>
-      <w:r>
-        <w:rPr>
-          <w:rFonts w:hint="eastAsia"/>
-        </w:rPr>
-        <w:t>xxxxxはゲームIDです。新作ゲームを追加した際に発行されます。また、vyyはバージョン番号です。ダウンロードしたときのファイル名で読み替えてください。</w:t>
+      <w:proofErr w:type="spellStart"/>
+      <w:r>
+        <w:rPr>
+          <w:rFonts w:hint="eastAsia"/>
+        </w:rPr>
+        <w:t>xxxxx</w:t>
+      </w:r>
+      <w:proofErr w:type="spellEnd"/>
+      <w:r>
+        <w:rPr>
+          <w:rFonts w:hint="eastAsia"/>
+        </w:rPr>
+        <w:t>は新作ゲームを追加した際に</w:t>
+      </w:r>
+      <w:r>
+        <w:rPr>
+          <w:rFonts w:hint="eastAsia"/>
+        </w:rPr>
+        <w:t>フリーゲーム夢現</w:t>
+      </w:r>
+      <w:r>
+        <w:rPr>
+          <w:rFonts w:hint="eastAsia"/>
+        </w:rPr>
+        <w:t>によって</w:t>
+      </w:r>
+      <w:r>
+        <w:rPr>
+          <w:rFonts w:hint="eastAsia"/>
+        </w:rPr>
+        <w:t>ゲームごとに</w:t>
+      </w:r>
+      <w:r>
+        <w:rPr>
+          <w:rFonts w:hint="eastAsia"/>
+        </w:rPr>
+        <w:t>発行され</w:t>
+      </w:r>
+      <w:r>
+        <w:rPr>
+          <w:rFonts w:hint="eastAsia"/>
+        </w:rPr>
+        <w:t>るIDで</w:t>
+      </w:r>
+      <w:r>
+        <w:rPr>
+          <w:rFonts w:hint="eastAsia"/>
+        </w:rPr>
+        <w:t>す。また、</w:t>
+      </w:r>
+      <w:proofErr w:type="spellStart"/>
+      <w:r>
+        <w:rPr>
+          <w:rFonts w:hint="eastAsia"/>
+        </w:rPr>
+        <w:t>vyy</w:t>
+      </w:r>
+      <w:proofErr w:type="spellEnd"/>
+      <w:r>
+        <w:rPr>
+          <w:rFonts w:hint="eastAsia"/>
+        </w:rPr>
+        <w:t>はバージョン番号です。</w:t>
+      </w:r>
+      <w:r>
+        <w:rPr>
+          <w:rFonts w:hint="eastAsia"/>
+        </w:rPr>
+        <w:t>どちらも</w:t>
+      </w:r>
+      <w:r>
+        <w:rPr>
+          <w:rFonts w:hint="eastAsia"/>
+        </w:rPr>
+        <w:t>ダウンロードしたときのファイル名で読み替えてください。</w:t>
       </w:r>
     </w:p>
     <w:p/>
@@ -774,9 +863,11 @@
       <w:r>
         <w:t>”</w:t>
       </w:r>
+      <w:proofErr w:type="spellStart"/>
       <w:r>
         <w:t>game_xxxxx_vyy</w:t>
       </w:r>
+      <w:proofErr w:type="spellEnd"/>
       <w:r>
         <w:t>”</w:t>
       </w:r>
@@ -878,7 +969,7 @@
           <w:noProof/>
         </w:rPr>
         <w:drawing>
-          <wp:inline distT="0" distB="0" distL="0" distR="0" wp14:anchorId="307B5BDE" wp14:editId="6611B226">
+          <wp:inline distT="0" distB="0" distL="0" distR="0" wp14:anchorId="307B5BDE" wp14:editId="45A47C8F">
             <wp:extent cx="1249560" cy="1879560"/>
             <wp:effectExtent l="0" t="0" r="8255" b="6985"/>
             <wp:docPr id="2004913113" name="図 10"/>
@@ -955,7 +1046,7 @@
           <w:noProof/>
         </w:rPr>
         <w:drawing>
-          <wp:inline distT="0" distB="0" distL="0" distR="0" wp14:anchorId="5EBAF51A" wp14:editId="008E16EA">
+          <wp:inline distT="0" distB="0" distL="0" distR="0" wp14:anchorId="5EBAF51A" wp14:editId="0CD0E9C2">
             <wp:extent cx="2339280" cy="1729800"/>
             <wp:effectExtent l="0" t="0" r="4445" b="3810"/>
             <wp:docPr id="1137019143" name="図 11"/>
@@ -1126,9 +1217,11 @@
       <w:r>
         <w:t>”</w:t>
       </w:r>
+      <w:proofErr w:type="spellStart"/>
       <w:r>
         <w:t>game_xxxxx_vyy</w:t>
       </w:r>
+      <w:proofErr w:type="spellEnd"/>
       <w:r>
         <w:t>”</w:t>
       </w:r>
@@ -1652,12 +1745,14 @@
       <w:r>
         <w:t>”</w:t>
       </w:r>
+      <w:proofErr w:type="spellStart"/>
       <w:r>
         <w:rPr>
           <w:rFonts w:hint="eastAsia"/>
         </w:rPr>
         <w:t>teos</w:t>
       </w:r>
+      <w:proofErr w:type="spellEnd"/>
       <w:r>
         <w:t>”</w:t>
       </w:r>
@@ -1715,12 +1810,14 @@
       <w:r>
         <w:t>”</w:t>
       </w:r>
+      <w:proofErr w:type="spellStart"/>
       <w:r>
         <w:rPr>
           <w:rFonts w:hint="eastAsia"/>
         </w:rPr>
         <w:t>pck</w:t>
       </w:r>
+      <w:proofErr w:type="spellEnd"/>
       <w:r>
         <w:t>”</w:t>
       </w:r>
@@ -2015,7 +2112,7 @@
           <w:noProof/>
         </w:rPr>
         <w:drawing>
-          <wp:inline distT="0" distB="0" distL="0" distR="0" wp14:anchorId="5EAD8CBB" wp14:editId="405E6679">
+          <wp:inline distT="0" distB="0" distL="0" distR="0" wp14:anchorId="5EAD8CBB" wp14:editId="3D65FE13">
             <wp:extent cx="2034720" cy="1905120"/>
             <wp:effectExtent l="0" t="0" r="3810" b="0"/>
             <wp:docPr id="1075236873" name="図 1"/>
@@ -2075,7 +2172,7 @@
           <w:noProof/>
         </w:rPr>
         <w:drawing>
-          <wp:inline distT="0" distB="0" distL="0" distR="0" wp14:anchorId="763ABB66" wp14:editId="405CBA28">
+          <wp:inline distT="0" distB="0" distL="0" distR="0" wp14:anchorId="763ABB66" wp14:editId="206AD47A">
             <wp:extent cx="2034668" cy="1905120"/>
             <wp:effectExtent l="0" t="0" r="3810" b="0"/>
             <wp:docPr id="1154010143" name="図 3"/>

--- a/documents/manual_mugen/install.docx
+++ b/documents/manual_mugen/install.docx
@@ -106,7 +106,7 @@
           <w:sz w:val="24"/>
           <w:szCs w:val="24"/>
         </w:rPr>
-        <w:t>3</w:t>
+        <w:t>7</w:t>
       </w:r>
       <w:r>
         <w:rPr>
@@ -430,19 +430,23 @@
       </w:r>
     </w:p>
     <w:p>
-      <w:proofErr w:type="spellStart"/>
-      <w:r>
-        <w:rPr>
-          <w:rFonts w:hint="eastAsia"/>
-        </w:rPr>
-        <w:t>xxxxx</w:t>
-      </w:r>
-      <w:proofErr w:type="spellEnd"/>
-      <w:r>
-        <w:rPr>
-          <w:rFonts w:hint="eastAsia"/>
-        </w:rPr>
-        <w:t>は新作ゲームを追加した際に</w:t>
+      <w:r>
+        <w:rPr>
+          <w:rFonts w:hint="eastAsia"/>
+        </w:rPr>
+        <w:t>xxxxxは</w:t>
+      </w:r>
+      <w:r>
+        <w:rPr>
+          <w:rFonts w:hint="eastAsia"/>
+        </w:rPr>
+        <w:t>新規</w:t>
+      </w:r>
+      <w:r>
+        <w:rPr>
+          <w:rFonts w:hint="eastAsia"/>
+        </w:rPr>
+        <w:t>ゲームを追加した際に</w:t>
       </w:r>
       <w:r>
         <w:rPr>
@@ -478,21 +482,7 @@
         <w:rPr>
           <w:rFonts w:hint="eastAsia"/>
         </w:rPr>
-        <w:t>す。また、</w:t>
-      </w:r>
-      <w:proofErr w:type="spellStart"/>
-      <w:r>
-        <w:rPr>
-          <w:rFonts w:hint="eastAsia"/>
-        </w:rPr>
-        <w:t>vyy</w:t>
-      </w:r>
-      <w:proofErr w:type="spellEnd"/>
-      <w:r>
-        <w:rPr>
-          <w:rFonts w:hint="eastAsia"/>
-        </w:rPr>
-        <w:t>はバージョン番号です。</w:t>
+        <w:t>す。また、vyyはバージョン番号です。</w:t>
       </w:r>
       <w:r>
         <w:rPr>
@@ -863,11 +853,9 @@
       <w:r>
         <w:t>”</w:t>
       </w:r>
-      <w:proofErr w:type="spellStart"/>
       <w:r>
         <w:t>game_xxxxx_vyy</w:t>
       </w:r>
-      <w:proofErr w:type="spellEnd"/>
       <w:r>
         <w:t>”</w:t>
       </w:r>
@@ -969,7 +957,7 @@
           <w:noProof/>
         </w:rPr>
         <w:drawing>
-          <wp:inline distT="0" distB="0" distL="0" distR="0" wp14:anchorId="307B5BDE" wp14:editId="45A47C8F">
+          <wp:inline distT="0" distB="0" distL="0" distR="0" wp14:anchorId="307B5BDE" wp14:editId="48289BF2">
             <wp:extent cx="1249560" cy="1879560"/>
             <wp:effectExtent l="0" t="0" r="8255" b="6985"/>
             <wp:docPr id="2004913113" name="図 10"/>
@@ -1046,7 +1034,7 @@
           <w:noProof/>
         </w:rPr>
         <w:drawing>
-          <wp:inline distT="0" distB="0" distL="0" distR="0" wp14:anchorId="5EBAF51A" wp14:editId="0CD0E9C2">
+          <wp:inline distT="0" distB="0" distL="0" distR="0" wp14:anchorId="5EBAF51A" wp14:editId="2E09C71E">
             <wp:extent cx="2339280" cy="1729800"/>
             <wp:effectExtent l="0" t="0" r="4445" b="3810"/>
             <wp:docPr id="1137019143" name="図 11"/>
@@ -1217,11 +1205,9 @@
       <w:r>
         <w:t>”</w:t>
       </w:r>
-      <w:proofErr w:type="spellStart"/>
       <w:r>
         <w:t>game_xxxxx_vyy</w:t>
       </w:r>
-      <w:proofErr w:type="spellEnd"/>
       <w:r>
         <w:t>”</w:t>
       </w:r>
@@ -1745,14 +1731,12 @@
       <w:r>
         <w:t>”</w:t>
       </w:r>
-      <w:proofErr w:type="spellStart"/>
       <w:r>
         <w:rPr>
           <w:rFonts w:hint="eastAsia"/>
         </w:rPr>
         <w:t>teos</w:t>
       </w:r>
-      <w:proofErr w:type="spellEnd"/>
       <w:r>
         <w:t>”</w:t>
       </w:r>
@@ -1810,14 +1794,12 @@
       <w:r>
         <w:t>”</w:t>
       </w:r>
-      <w:proofErr w:type="spellStart"/>
       <w:r>
         <w:rPr>
           <w:rFonts w:hint="eastAsia"/>
         </w:rPr>
         <w:t>pck</w:t>
       </w:r>
-      <w:proofErr w:type="spellEnd"/>
       <w:r>
         <w:t>”</w:t>
       </w:r>
@@ -2112,7 +2094,7 @@
           <w:noProof/>
         </w:rPr>
         <w:drawing>
-          <wp:inline distT="0" distB="0" distL="0" distR="0" wp14:anchorId="5EAD8CBB" wp14:editId="3D65FE13">
+          <wp:inline distT="0" distB="0" distL="0" distR="0" wp14:anchorId="5EAD8CBB" wp14:editId="7ECA32BF">
             <wp:extent cx="2034720" cy="1905120"/>
             <wp:effectExtent l="0" t="0" r="3810" b="0"/>
             <wp:docPr id="1075236873" name="図 1"/>
@@ -2172,7 +2154,7 @@
           <w:noProof/>
         </w:rPr>
         <w:drawing>
-          <wp:inline distT="0" distB="0" distL="0" distR="0" wp14:anchorId="763ABB66" wp14:editId="206AD47A">
+          <wp:inline distT="0" distB="0" distL="0" distR="0" wp14:anchorId="763ABB66" wp14:editId="0A33C2F0">
             <wp:extent cx="2034668" cy="1905120"/>
             <wp:effectExtent l="0" t="0" r="3810" b="0"/>
             <wp:docPr id="1154010143" name="図 3"/>

--- a/documents/manual_mugen/install.docx
+++ b/documents/manual_mugen/install.docx
@@ -434,7 +434,13 @@
         <w:rPr>
           <w:rFonts w:hint="eastAsia"/>
         </w:rPr>
-        <w:t>xxxxxは</w:t>
+        <w:t>14061</w:t>
+      </w:r>
+      <w:r>
+        <w:rPr>
+          <w:rFonts w:hint="eastAsia"/>
+        </w:rPr>
+        <w:t>は</w:t>
       </w:r>
       <w:r>
         <w:rPr>
@@ -482,7 +488,21 @@
         <w:rPr>
           <w:rFonts w:hint="eastAsia"/>
         </w:rPr>
-        <w:t>す。また、vyyはバージョン番号です。</w:t>
+        <w:t>す。また、</w:t>
+      </w:r>
+      <w:proofErr w:type="spellStart"/>
+      <w:r>
+        <w:rPr>
+          <w:rFonts w:hint="eastAsia"/>
+        </w:rPr>
+        <w:t>vyy</w:t>
+      </w:r>
+      <w:proofErr w:type="spellEnd"/>
+      <w:r>
+        <w:rPr>
+          <w:rFonts w:hint="eastAsia"/>
+        </w:rPr>
+        <w:t>はバージョン番号です。</w:t>
       </w:r>
       <w:r>
         <w:rPr>
@@ -836,7 +856,13 @@
         <w:t>”</w:t>
       </w:r>
       <w:r>
-        <w:t>game_xxxxx_vyy</w:t>
+        <w:t>game_</w:t>
+      </w:r>
+      <w:r>
+        <w:t>14061</w:t>
+      </w:r>
+      <w:r>
+        <w:t>_vyy</w:t>
       </w:r>
       <w:r>
         <w:t>.zip</w:t>
@@ -854,7 +880,13 @@
         <w:t>”</w:t>
       </w:r>
       <w:r>
-        <w:t>game_xxxxx_vyy</w:t>
+        <w:t>game_</w:t>
+      </w:r>
+      <w:r>
+        <w:t>14061</w:t>
+      </w:r>
+      <w:r>
+        <w:t>_vyy</w:t>
       </w:r>
       <w:r>
         <w:t>”</w:t>
@@ -957,7 +989,7 @@
           <w:noProof/>
         </w:rPr>
         <w:drawing>
-          <wp:inline distT="0" distB="0" distL="0" distR="0" wp14:anchorId="307B5BDE" wp14:editId="48289BF2">
+          <wp:inline distT="0" distB="0" distL="0" distR="0" wp14:anchorId="307B5BDE" wp14:editId="5A2A2F4D">
             <wp:extent cx="1249560" cy="1879560"/>
             <wp:effectExtent l="0" t="0" r="8255" b="6985"/>
             <wp:docPr id="2004913113" name="図 10"/>
@@ -1034,7 +1066,7 @@
           <w:noProof/>
         </w:rPr>
         <w:drawing>
-          <wp:inline distT="0" distB="0" distL="0" distR="0" wp14:anchorId="5EBAF51A" wp14:editId="2E09C71E">
+          <wp:inline distT="0" distB="0" distL="0" distR="0" wp14:anchorId="5EBAF51A" wp14:editId="6A0197D1">
             <wp:extent cx="2339280" cy="1729800"/>
             <wp:effectExtent l="0" t="0" r="4445" b="3810"/>
             <wp:docPr id="1137019143" name="図 11"/>
@@ -1188,7 +1220,13 @@
         <w:t>”</w:t>
       </w:r>
       <w:r>
-        <w:t>game_xxxxx_vyy</w:t>
+        <w:t>game_</w:t>
+      </w:r>
+      <w:r>
+        <w:t>14061</w:t>
+      </w:r>
+      <w:r>
+        <w:t>_vyy</w:t>
       </w:r>
       <w:r>
         <w:t>.zip</w:t>
@@ -1206,7 +1244,13 @@
         <w:t>”</w:t>
       </w:r>
       <w:r>
-        <w:t>game_xxxxx_vyy</w:t>
+        <w:t>game_</w:t>
+      </w:r>
+      <w:r>
+        <w:t>14061</w:t>
+      </w:r>
+      <w:r>
+        <w:t>_vyy</w:t>
       </w:r>
       <w:r>
         <w:t>”</w:t>
@@ -1731,12 +1775,14 @@
       <w:r>
         <w:t>”</w:t>
       </w:r>
+      <w:proofErr w:type="spellStart"/>
       <w:r>
         <w:rPr>
           <w:rFonts w:hint="eastAsia"/>
         </w:rPr>
         <w:t>teos</w:t>
       </w:r>
+      <w:proofErr w:type="spellEnd"/>
       <w:r>
         <w:t>”</w:t>
       </w:r>
@@ -1794,12 +1840,14 @@
       <w:r>
         <w:t>”</w:t>
       </w:r>
+      <w:proofErr w:type="spellStart"/>
       <w:r>
         <w:rPr>
           <w:rFonts w:hint="eastAsia"/>
         </w:rPr>
         <w:t>pck</w:t>
       </w:r>
+      <w:proofErr w:type="spellEnd"/>
       <w:r>
         <w:t>”</w:t>
       </w:r>
@@ -2094,7 +2142,7 @@
           <w:noProof/>
         </w:rPr>
         <w:drawing>
-          <wp:inline distT="0" distB="0" distL="0" distR="0" wp14:anchorId="5EAD8CBB" wp14:editId="7ECA32BF">
+          <wp:inline distT="0" distB="0" distL="0" distR="0" wp14:anchorId="5EAD8CBB" wp14:editId="2772610B">
             <wp:extent cx="2034720" cy="1905120"/>
             <wp:effectExtent l="0" t="0" r="3810" b="0"/>
             <wp:docPr id="1075236873" name="図 1"/>
@@ -2154,7 +2202,7 @@
           <w:noProof/>
         </w:rPr>
         <w:drawing>
-          <wp:inline distT="0" distB="0" distL="0" distR="0" wp14:anchorId="763ABB66" wp14:editId="0A33C2F0">
+          <wp:inline distT="0" distB="0" distL="0" distR="0" wp14:anchorId="763ABB66" wp14:editId="5182F15D">
             <wp:extent cx="2034668" cy="1905120"/>
             <wp:effectExtent l="0" t="0" r="3810" b="0"/>
             <wp:docPr id="1154010143" name="図 3"/>

--- a/documents/manual_mugen/install.docx
+++ b/documents/manual_mugen/install.docx
@@ -96,7 +96,7 @@
           <w:sz w:val="24"/>
           <w:szCs w:val="24"/>
         </w:rPr>
-        <w:t>2025-9-2</w:t>
+        <w:t>2025-</w:t>
       </w:r>
       <w:r>
         <w:rPr>
@@ -106,7 +106,26 @@
           <w:sz w:val="24"/>
           <w:szCs w:val="24"/>
         </w:rPr>
-        <w:t>7</w:t>
+        <w:t>10</w:t>
+      </w:r>
+      <w:r>
+        <w:rPr>
+          <w:b/>
+          <w:bCs/>
+          <w:sz w:val="24"/>
+          <w:szCs w:val="24"/>
+        </w:rPr>
+        <w:t>-</w:t>
+      </w:r>
+      <w:r>
+        <w:rPr>
+          <w:rFonts w:hint="eastAsia"/>
+          <w:b/>
+          <w:bCs/>
+          <w:sz w:val="24"/>
+          <w:szCs w:val="24"/>
+        </w:rPr>
+        <w:t>5</w:t>
       </w:r>
       <w:r>
         <w:rPr>
@@ -488,33 +507,7 @@
         <w:rPr>
           <w:rFonts w:hint="eastAsia"/>
         </w:rPr>
-        <w:t>す。また、</w:t>
-      </w:r>
-      <w:proofErr w:type="spellStart"/>
-      <w:r>
-        <w:rPr>
-          <w:rFonts w:hint="eastAsia"/>
-        </w:rPr>
-        <w:t>vyy</w:t>
-      </w:r>
-      <w:proofErr w:type="spellEnd"/>
-      <w:r>
-        <w:rPr>
-          <w:rFonts w:hint="eastAsia"/>
-        </w:rPr>
-        <w:t>はバージョン番号です。</w:t>
-      </w:r>
-      <w:r>
-        <w:rPr>
-          <w:rFonts w:hint="eastAsia"/>
-        </w:rPr>
-        <w:t>どちらも</w:t>
-      </w:r>
-      <w:r>
-        <w:rPr>
-          <w:rFonts w:hint="eastAsia"/>
-        </w:rPr>
-        <w:t>ダウンロードしたときのファイル名で読み替えてください。</w:t>
+        <w:t>す。また、vyyはバージョン番号です。ダウンロードしたときのファイル名で読み替えてください。</w:t>
       </w:r>
     </w:p>
     <w:p/>
@@ -989,7 +982,7 @@
           <w:noProof/>
         </w:rPr>
         <w:drawing>
-          <wp:inline distT="0" distB="0" distL="0" distR="0" wp14:anchorId="307B5BDE" wp14:editId="5A2A2F4D">
+          <wp:inline distT="0" distB="0" distL="0" distR="0" wp14:anchorId="307B5BDE" wp14:editId="11371F35">
             <wp:extent cx="1249560" cy="1879560"/>
             <wp:effectExtent l="0" t="0" r="8255" b="6985"/>
             <wp:docPr id="2004913113" name="図 10"/>
@@ -1066,7 +1059,7 @@
           <w:noProof/>
         </w:rPr>
         <w:drawing>
-          <wp:inline distT="0" distB="0" distL="0" distR="0" wp14:anchorId="5EBAF51A" wp14:editId="6A0197D1">
+          <wp:inline distT="0" distB="0" distL="0" distR="0" wp14:anchorId="5EBAF51A" wp14:editId="49D87CC3">
             <wp:extent cx="2339280" cy="1729800"/>
             <wp:effectExtent l="0" t="0" r="4445" b="3810"/>
             <wp:docPr id="1137019143" name="図 11"/>
@@ -1775,14 +1768,12 @@
       <w:r>
         <w:t>”</w:t>
       </w:r>
-      <w:proofErr w:type="spellStart"/>
       <w:r>
         <w:rPr>
           <w:rFonts w:hint="eastAsia"/>
         </w:rPr>
         <w:t>teos</w:t>
       </w:r>
-      <w:proofErr w:type="spellEnd"/>
       <w:r>
         <w:t>”</w:t>
       </w:r>
@@ -1840,14 +1831,12 @@
       <w:r>
         <w:t>”</w:t>
       </w:r>
-      <w:proofErr w:type="spellStart"/>
       <w:r>
         <w:rPr>
           <w:rFonts w:hint="eastAsia"/>
         </w:rPr>
         <w:t>pck</w:t>
       </w:r>
-      <w:proofErr w:type="spellEnd"/>
       <w:r>
         <w:t>”</w:t>
       </w:r>
@@ -2142,7 +2131,7 @@
           <w:noProof/>
         </w:rPr>
         <w:drawing>
-          <wp:inline distT="0" distB="0" distL="0" distR="0" wp14:anchorId="5EAD8CBB" wp14:editId="2772610B">
+          <wp:inline distT="0" distB="0" distL="0" distR="0" wp14:anchorId="5EAD8CBB" wp14:editId="38F5D426">
             <wp:extent cx="2034720" cy="1905120"/>
             <wp:effectExtent l="0" t="0" r="3810" b="0"/>
             <wp:docPr id="1075236873" name="図 1"/>
@@ -2202,7 +2191,7 @@
           <w:noProof/>
         </w:rPr>
         <w:drawing>
-          <wp:inline distT="0" distB="0" distL="0" distR="0" wp14:anchorId="763ABB66" wp14:editId="5182F15D">
+          <wp:inline distT="0" distB="0" distL="0" distR="0" wp14:anchorId="763ABB66" wp14:editId="71BB493E">
             <wp:extent cx="2034668" cy="1905120"/>
             <wp:effectExtent l="0" t="0" r="3810" b="0"/>
             <wp:docPr id="1154010143" name="図 3"/>

--- a/documents/manual_mugen/install.docx
+++ b/documents/manual_mugen/install.docx
@@ -96,7 +96,7 @@
           <w:sz w:val="24"/>
           <w:szCs w:val="24"/>
         </w:rPr>
-        <w:t>2025-</w:t>
+        <w:t>202</w:t>
       </w:r>
       <w:r>
         <w:rPr>
@@ -106,7 +106,7 @@
           <w:sz w:val="24"/>
           <w:szCs w:val="24"/>
         </w:rPr>
-        <w:t>10</w:t>
+        <w:t>6</w:t>
       </w:r>
       <w:r>
         <w:rPr>
@@ -125,7 +125,26 @@
           <w:sz w:val="24"/>
           <w:szCs w:val="24"/>
         </w:rPr>
-        <w:t>5</w:t>
+        <w:t>7</w:t>
+      </w:r>
+      <w:r>
+        <w:rPr>
+          <w:b/>
+          <w:bCs/>
+          <w:sz w:val="24"/>
+          <w:szCs w:val="24"/>
+        </w:rPr>
+        <w:t>-</w:t>
+      </w:r>
+      <w:r>
+        <w:rPr>
+          <w:rFonts w:hint="eastAsia"/>
+          <w:b/>
+          <w:bCs/>
+          <w:sz w:val="24"/>
+          <w:szCs w:val="24"/>
+        </w:rPr>
+        <w:t>9</w:t>
       </w:r>
       <w:r>
         <w:rPr>
@@ -507,7 +526,21 @@
         <w:rPr>
           <w:rFonts w:hint="eastAsia"/>
         </w:rPr>
-        <w:t>す。また、vyyはバージョン番号です。ダウンロードしたときのファイル名で読み替えてください。</w:t>
+        <w:t>す。また、</w:t>
+      </w:r>
+      <w:proofErr w:type="spellStart"/>
+      <w:r>
+        <w:rPr>
+          <w:rFonts w:hint="eastAsia"/>
+        </w:rPr>
+        <w:t>vyy</w:t>
+      </w:r>
+      <w:proofErr w:type="spellEnd"/>
+      <w:r>
+        <w:rPr>
+          <w:rFonts w:hint="eastAsia"/>
+        </w:rPr>
+        <w:t>はバージョン番号です。ダウンロードしたときのファイル名で読み替えてください。</w:t>
       </w:r>
     </w:p>
     <w:p/>
@@ -603,7 +636,13 @@
         <w:t>ゲーム実行時に”</w:t>
       </w:r>
       <w:r>
-        <w:t>.NET デスクトップ ランタイム”や".NET Desktop Runtime"のインストールについてのメッセージが表示された場合はhttps://dotnet.microsoft.com/ja-jp/download/dotnet/8.0から”.NET デスクトップ ランタイム”をダウンロードしてインストールしてください。</w:t>
+        <w:t>.NET デスクトップ ランタイム”や".NET Desktop Runtime"のインストールについてのメッセージが表示された場合は</w:t>
+      </w:r>
+      <w:r>
+        <w:t>https://dotnet.microsoft.com/ja-jp/download/dotnet/10.0</w:t>
+      </w:r>
+      <w:r>
+        <w:t>から”.NET デスクトップ ランタイム”をダウンロードしてインストールしてください。</w:t>
       </w:r>
     </w:p>
     <w:bookmarkEnd w:id="2"/>
@@ -982,7 +1021,7 @@
           <w:noProof/>
         </w:rPr>
         <w:drawing>
-          <wp:inline distT="0" distB="0" distL="0" distR="0" wp14:anchorId="307B5BDE" wp14:editId="11371F35">
+          <wp:inline distT="0" distB="0" distL="0" distR="0" wp14:anchorId="307B5BDE" wp14:editId="3D52DA72">
             <wp:extent cx="1249560" cy="1879560"/>
             <wp:effectExtent l="0" t="0" r="8255" b="6985"/>
             <wp:docPr id="2004913113" name="図 10"/>
@@ -1059,7 +1098,7 @@
           <w:noProof/>
         </w:rPr>
         <w:drawing>
-          <wp:inline distT="0" distB="0" distL="0" distR="0" wp14:anchorId="5EBAF51A" wp14:editId="49D87CC3">
+          <wp:inline distT="0" distB="0" distL="0" distR="0" wp14:anchorId="5EBAF51A" wp14:editId="66EA15CA">
             <wp:extent cx="2339280" cy="1729800"/>
             <wp:effectExtent l="0" t="0" r="4445" b="3810"/>
             <wp:docPr id="1137019143" name="図 11"/>
@@ -1768,12 +1807,14 @@
       <w:r>
         <w:t>”</w:t>
       </w:r>
+      <w:proofErr w:type="spellStart"/>
       <w:r>
         <w:rPr>
           <w:rFonts w:hint="eastAsia"/>
         </w:rPr>
         <w:t>teos</w:t>
       </w:r>
+      <w:proofErr w:type="spellEnd"/>
       <w:r>
         <w:t>”</w:t>
       </w:r>
@@ -1831,12 +1872,14 @@
       <w:r>
         <w:t>”</w:t>
       </w:r>
+      <w:proofErr w:type="spellStart"/>
       <w:r>
         <w:rPr>
           <w:rFonts w:hint="eastAsia"/>
         </w:rPr>
         <w:t>pck</w:t>
       </w:r>
+      <w:proofErr w:type="spellEnd"/>
       <w:r>
         <w:t>”</w:t>
       </w:r>
@@ -2131,7 +2174,7 @@
           <w:noProof/>
         </w:rPr>
         <w:drawing>
-          <wp:inline distT="0" distB="0" distL="0" distR="0" wp14:anchorId="5EAD8CBB" wp14:editId="38F5D426">
+          <wp:inline distT="0" distB="0" distL="0" distR="0" wp14:anchorId="5EAD8CBB" wp14:editId="7A17321A">
             <wp:extent cx="2034720" cy="1905120"/>
             <wp:effectExtent l="0" t="0" r="3810" b="0"/>
             <wp:docPr id="1075236873" name="図 1"/>
@@ -2191,7 +2234,7 @@
           <w:noProof/>
         </w:rPr>
         <w:drawing>
-          <wp:inline distT="0" distB="0" distL="0" distR="0" wp14:anchorId="763ABB66" wp14:editId="71BB493E">
+          <wp:inline distT="0" distB="0" distL="0" distR="0" wp14:anchorId="763ABB66" wp14:editId="3F27EF61">
             <wp:extent cx="2034668" cy="1905120"/>
             <wp:effectExtent l="0" t="0" r="3810" b="0"/>
             <wp:docPr id="1154010143" name="図 3"/>
